--- a/eng/docx/57.content.docx
+++ b/eng/docx/57.content.docx
@@ -136,13 +136,6 @@
         <w:rPr>
           <w:lang w:val="en_US" w:bidi="en_US"/>
         </w:rPr>
-      </w:r>
-      <w:r>
-        <w:rPr>
-          <w:i/>
-          <w:lang w:val="en_US" w:bidi="en_US"/>
-        </w:rPr>
-        <w:t>Philemon 1:1, Philemon 1:1 (#2), Philemon 1:2, Philemon 1:5, Philemon 1:7, Philemon 1:9, Philemon 1:10, Philemon 1:10 (#2), Philemon 1:12, Philemon 1:13, Philemon 1:13 (#2), Philemon 1:14, Philemon 1:15, Philemon 1:16–17, Philemon 1:18, Philemon 1:19, Philemon 1:22, Philemon 1:22 (#2)</w:t>
       </w:r>
       <w:r>
         <w:rPr>

--- a/eng/docx/57.content.docx
+++ b/eng/docx/57.content.docx
@@ -123,19 +123,6 @@
           <w:lang w:val="en_US" w:bidi="en_US"/>
         </w:rPr>
         <w:t>PHM</w:t>
-      </w:r>
-      <w:r>
-        <w:rPr>
-          <w:lang w:val="en_US" w:bidi="en_US"/>
-        </w:rPr>
-      </w:r>
-    </w:p>
-    <w:p>
-      <w:pPr/>
-      <w:r>
-        <w:rPr>
-          <w:lang w:val="en_US" w:bidi="en_US"/>
-        </w:rPr>
       </w:r>
       <w:r>
         <w:rPr>

--- a/eng/docx/57.content.docx
+++ b/eng/docx/57.content.docx
@@ -19,7 +19,7 @@
         <w:rPr>
           <w:lang w:val="en_US" w:bidi="en_US"/>
         </w:rPr>
-        <w:t>Resource: Translation Questions (unfoldingWord)</w:t>
+        <w:t>Resource: unfoldingWord® Translation Questions</w:t>
       </w:r>
       <w:r>
         <w:rPr>
@@ -85,7 +85,7 @@
         <w:rPr>
           <w:lang w:val="en_US" w:bidi="en_US"/>
         </w:rPr>
-        <w:t>Translation Questions (unfoldingWord)</w:t>
+        <w:t>unfoldingWord® Translation Questions</w:t>
       </w:r>
     </w:p>
     <w:p>

--- a/eng/docx/57.content.docx
+++ b/eng/docx/57.content.docx
@@ -185,7 +185,7 @@
         <w:rPr>
           <w:lang w:val="en_US" w:bidi="en_US"/>
         </w:rPr>
-        <w:t>Philemon 1:1</w:t>
+        <w:t>Philemon 1:1 (#1)</w:t>
       </w:r>
       <w:r>
         <w:rPr>
@@ -311,7 +311,7 @@
         <w:rPr>
           <w:lang w:val="en_US" w:bidi="en_US"/>
         </w:rPr>
-        <w:t>Philemon 1:2</w:t>
+        <w:t>Philemon 1:2 (#1)</w:t>
       </w:r>
       <w:r>
         <w:rPr>
@@ -374,7 +374,7 @@
         <w:rPr>
           <w:lang w:val="en_US" w:bidi="en_US"/>
         </w:rPr>
-        <w:t>Philemon 1:5</w:t>
+        <w:t>Philemon 1:5 (#1)</w:t>
       </w:r>
       <w:r>
         <w:rPr>
@@ -437,7 +437,7 @@
         <w:rPr>
           <w:lang w:val="en_US" w:bidi="en_US"/>
         </w:rPr>
-        <w:t>Philemon 1:7</w:t>
+        <w:t>Philemon 1:7 (#1)</w:t>
       </w:r>
       <w:r>
         <w:rPr>
@@ -500,7 +500,7 @@
         <w:rPr>
           <w:lang w:val="en_US" w:bidi="en_US"/>
         </w:rPr>
-        <w:t>Philemon 1:9</w:t>
+        <w:t>Philemon 1:9 (#1)</w:t>
       </w:r>
       <w:r>
         <w:rPr>
@@ -563,7 +563,7 @@
         <w:rPr>
           <w:lang w:val="en_US" w:bidi="en_US"/>
         </w:rPr>
-        <w:t>Philemon 1:10</w:t>
+        <w:t>Philemon 1:10 (#2)</w:t>
       </w:r>
       <w:r>
         <w:rPr>
@@ -583,6 +583,69 @@
           <w:b/>
           <w:lang w:val="en_US" w:bidi="en_US"/>
         </w:rPr>
+        <w:t>Where was Paul when he became Onesimus’ father?</w:t>
+      </w:r>
+    </w:p>
+    <w:p>
+      <w:pPr/>
+      <w:r>
+        <w:rPr>
+          <w:lang w:val="en_US" w:bidi="en_US"/>
+        </w:rPr>
+      </w:r>
+      <w:r>
+        <w:rPr>
+          <w:lang w:val="en_US" w:bidi="en_US"/>
+        </w:rPr>
+        <w:t>Paul was in chains, in prison.</w:t>
+      </w:r>
+      <w:r>
+        <w:rPr>
+          <w:lang w:val="en_US" w:bidi="en_US"/>
+        </w:rPr>
+      </w:r>
+      <w:r>
+        <w:rPr>
+          <w:lang w:val="en_US" w:bidi="en_US"/>
+        </w:rPr>
+      </w:r>
+    </w:p>
+    <w:p>
+      <w:pPr/>
+      <w:r>
+        <w:rPr>
+          <w:lang w:val="en_US" w:bidi="en_US"/>
+        </w:rPr>
+      </w:r>
+    </w:p>
+    <w:p>
+      <w:pPr>
+        <w:pStyle w:val="Heading2"/>
+      </w:pPr>
+      <w:r>
+        <w:rPr>
+          <w:lang w:val="en_US" w:bidi="en_US"/>
+        </w:rPr>
+        <w:t>Philemon 1:10 (#1)</w:t>
+      </w:r>
+      <w:r>
+        <w:rPr>
+          <w:lang w:val="en_US" w:bidi="en_US"/>
+        </w:rPr>
+      </w:r>
+    </w:p>
+    <w:p>
+      <w:pPr/>
+      <w:r>
+        <w:rPr>
+          <w:lang w:val="en_US" w:bidi="en_US"/>
+        </w:rPr>
+      </w:r>
+      <w:r>
+        <w:rPr>
+          <w:b/>
+          <w:lang w:val="en_US" w:bidi="en_US"/>
+        </w:rPr>
         <w:t>What did Paul call Onesimus?</w:t>
       </w:r>
     </w:p>
@@ -626,7 +689,7 @@
         <w:rPr>
           <w:lang w:val="en_US" w:bidi="en_US"/>
         </w:rPr>
-        <w:t>Philemon 1:10 (#2)</w:t>
+        <w:t>Philemon 1:12 (#1)</w:t>
       </w:r>
       <w:r>
         <w:rPr>
@@ -646,7 +709,7 @@
           <w:b/>
           <w:lang w:val="en_US" w:bidi="en_US"/>
         </w:rPr>
-        <w:t>Where was Paul when he became Onesimus’ father?</w:t>
+        <w:t>What has Paul done with Onesimus?</w:t>
       </w:r>
     </w:p>
     <w:p>
@@ -660,7 +723,7 @@
         <w:rPr>
           <w:lang w:val="en_US" w:bidi="en_US"/>
         </w:rPr>
-        <w:t>Paul was in chains, in prison.</w:t>
+        <w:t>Paul has sent Onesimus back to Philemon.</w:t>
       </w:r>
       <w:r>
         <w:rPr>
@@ -689,7 +752,7 @@
         <w:rPr>
           <w:lang w:val="en_US" w:bidi="en_US"/>
         </w:rPr>
-        <w:t>Philemon 1:12</w:t>
+        <w:t>Philemon 1:13 (#1)</w:t>
       </w:r>
       <w:r>
         <w:rPr>
@@ -709,7 +772,7 @@
           <w:b/>
           <w:lang w:val="en_US" w:bidi="en_US"/>
         </w:rPr>
-        <w:t>What has Paul done with Onesimus?</w:t>
+        <w:t>Where is Paul as he writes this letter?</w:t>
       </w:r>
     </w:p>
     <w:p>
@@ -723,7 +786,7 @@
         <w:rPr>
           <w:lang w:val="en_US" w:bidi="en_US"/>
         </w:rPr>
-        <w:t>Paul has sent Onesimus back to Philemon.</w:t>
+        <w:t>Paul is in prison as he writes this letter.</w:t>
       </w:r>
       <w:r>
         <w:rPr>
@@ -752,7 +815,7 @@
         <w:rPr>
           <w:lang w:val="en_US" w:bidi="en_US"/>
         </w:rPr>
-        <w:t>Philemon 1:13</w:t>
+        <w:t>Philemon 1:13 (#2)</w:t>
       </w:r>
       <w:r>
         <w:rPr>
@@ -772,7 +835,7 @@
           <w:b/>
           <w:lang w:val="en_US" w:bidi="en_US"/>
         </w:rPr>
-        <w:t>Where is Paul as he writes this letter?</w:t>
+        <w:t>What would Paul like Onesimus to be able to do?</w:t>
       </w:r>
     </w:p>
     <w:p>
@@ -786,7 +849,7 @@
         <w:rPr>
           <w:lang w:val="en_US" w:bidi="en_US"/>
         </w:rPr>
-        <w:t>Paul is in prison as he writes this letter.</w:t>
+        <w:t>Paul would like Onesimus to be able to help him.</w:t>
       </w:r>
       <w:r>
         <w:rPr>
@@ -815,7 +878,7 @@
         <w:rPr>
           <w:lang w:val="en_US" w:bidi="en_US"/>
         </w:rPr>
-        <w:t>Philemon 1:13 (#2)</w:t>
+        <w:t>Philemon 1:14 (#1)</w:t>
       </w:r>
       <w:r>
         <w:rPr>
@@ -835,7 +898,7 @@
           <w:b/>
           <w:lang w:val="en_US" w:bidi="en_US"/>
         </w:rPr>
-        <w:t>What would Paul like Onesimus to be able to do?</w:t>
+        <w:t>Why did Paul not want to act without the consent of Philemon?</w:t>
       </w:r>
     </w:p>
     <w:p>
@@ -849,7 +912,7 @@
         <w:rPr>
           <w:lang w:val="en_US" w:bidi="en_US"/>
         </w:rPr>
-        <w:t>Paul would like Onesimus to be able to help him.</w:t>
+        <w:t>Paul wanted Philemon’s good deed to be his own choice and not forced upon him by Paul’s action.</w:t>
       </w:r>
       <w:r>
         <w:rPr>
@@ -878,7 +941,7 @@
         <w:rPr>
           <w:lang w:val="en_US" w:bidi="en_US"/>
         </w:rPr>
-        <w:t>Philemon 1:14</w:t>
+        <w:t>Philemon 1:15 (#1)</w:t>
       </w:r>
       <w:r>
         <w:rPr>
@@ -898,7 +961,7 @@
           <w:b/>
           <w:lang w:val="en_US" w:bidi="en_US"/>
         </w:rPr>
-        <w:t>Why did Paul not want to act without the consent of Philemon?</w:t>
+        <w:t>Why did Paul say Onesimus may have been separated from Philemon?</w:t>
       </w:r>
     </w:p>
     <w:p>
@@ -912,7 +975,7 @@
         <w:rPr>
           <w:lang w:val="en_US" w:bidi="en_US"/>
         </w:rPr>
-        <w:t>Paul wanted Philemon’s good deed to be his own choice and not forced upon him by Paul's action.</w:t>
+        <w:t>Paul said Onesimus may have been separated from Philemon so that Philemon could have him back forever, meaning as an eternal brother in Christ.</w:t>
       </w:r>
       <w:r>
         <w:rPr>
@@ -941,7 +1004,7 @@
         <w:rPr>
           <w:lang w:val="en_US" w:bidi="en_US"/>
         </w:rPr>
-        <w:t>Philemon 1:15</w:t>
+        <w:t>Philemon 1:16–17 (#1)</w:t>
       </w:r>
       <w:r>
         <w:rPr>
@@ -961,7 +1024,7 @@
           <w:b/>
           <w:lang w:val="en_US" w:bidi="en_US"/>
         </w:rPr>
-        <w:t>Why did Paul say Onesimus may have been separated from Philemon?</w:t>
+        <w:t>How does Paul now want Philemon to consider Onesimus?</w:t>
       </w:r>
     </w:p>
     <w:p>
@@ -975,7 +1038,7 @@
         <w:rPr>
           <w:lang w:val="en_US" w:bidi="en_US"/>
         </w:rPr>
-        <w:t>Paul said Onesimus may have been separated from Philemon so that Philemon could have him back forever, meaning as an eternal brother in Christ.</w:t>
+        <w:t>Paul wants Philemon to consider Onesimus as a beloved brother.</w:t>
       </w:r>
       <w:r>
         <w:rPr>
@@ -1004,7 +1067,7 @@
         <w:rPr>
           <w:lang w:val="en_US" w:bidi="en_US"/>
         </w:rPr>
-        <w:t>Philemon 1:16–17</w:t>
+        <w:t>Philemon 1:18 (#1)</w:t>
       </w:r>
       <w:r>
         <w:rPr>
@@ -1024,7 +1087,7 @@
           <w:b/>
           <w:lang w:val="en_US" w:bidi="en_US"/>
         </w:rPr>
-        <w:t>How does Paul now want Philemon to consider Onesimus?</w:t>
+        <w:t>What does Paul want Philemon to do about anything that Onesimus owes Philemon?</w:t>
       </w:r>
     </w:p>
     <w:p>
@@ -1038,7 +1101,7 @@
         <w:rPr>
           <w:lang w:val="en_US" w:bidi="en_US"/>
         </w:rPr>
-        <w:t>Paul wants Philemon to consider Onesimus as a beloved brother.</w:t>
+        <w:t>Paul wants Philemon to charge anything owed by Onesimus to Paul’s account.</w:t>
       </w:r>
       <w:r>
         <w:rPr>
@@ -1067,7 +1130,7 @@
         <w:rPr>
           <w:lang w:val="en_US" w:bidi="en_US"/>
         </w:rPr>
-        <w:t>Philemon 1:18</w:t>
+        <w:t>Philemon 1:19 (#1)</w:t>
       </w:r>
       <w:r>
         <w:rPr>
@@ -1087,7 +1150,7 @@
           <w:b/>
           <w:lang w:val="en_US" w:bidi="en_US"/>
         </w:rPr>
-        <w:t>What does Paul want Philemon to do about anything that Onesimus owes Philemon?</w:t>
+        <w:t>What does Philemon owe Paul?</w:t>
       </w:r>
     </w:p>
     <w:p>
@@ -1101,7 +1164,7 @@
         <w:rPr>
           <w:lang w:val="en_US" w:bidi="en_US"/>
         </w:rPr>
-        <w:t>Paul wants Philemon to charge anything owed by Onesimus to Paul’s account.</w:t>
+        <w:t>Philemon owes Paul his very life.</w:t>
       </w:r>
       <w:r>
         <w:rPr>
@@ -1130,70 +1193,7 @@
         <w:rPr>
           <w:lang w:val="en_US" w:bidi="en_US"/>
         </w:rPr>
-        <w:t>Philemon 1:19</w:t>
-      </w:r>
-      <w:r>
-        <w:rPr>
-          <w:lang w:val="en_US" w:bidi="en_US"/>
-        </w:rPr>
-      </w:r>
-    </w:p>
-    <w:p>
-      <w:pPr/>
-      <w:r>
-        <w:rPr>
-          <w:lang w:val="en_US" w:bidi="en_US"/>
-        </w:rPr>
-      </w:r>
-      <w:r>
-        <w:rPr>
-          <w:b/>
-          <w:lang w:val="en_US" w:bidi="en_US"/>
-        </w:rPr>
-        <w:t>What does Philemon owe Paul?</w:t>
-      </w:r>
-    </w:p>
-    <w:p>
-      <w:pPr/>
-      <w:r>
-        <w:rPr>
-          <w:lang w:val="en_US" w:bidi="en_US"/>
-        </w:rPr>
-      </w:r>
-      <w:r>
-        <w:rPr>
-          <w:lang w:val="en_US" w:bidi="en_US"/>
-        </w:rPr>
-        <w:t>Philemon owes Paul his very life.</w:t>
-      </w:r>
-      <w:r>
-        <w:rPr>
-          <w:lang w:val="en_US" w:bidi="en_US"/>
-        </w:rPr>
-      </w:r>
-      <w:r>
-        <w:rPr>
-          <w:lang w:val="en_US" w:bidi="en_US"/>
-        </w:rPr>
-      </w:r>
-    </w:p>
-    <w:p>
-      <w:pPr/>
-      <w:r>
-        <w:rPr>
-          <w:lang w:val="en_US" w:bidi="en_US"/>
-        </w:rPr>
-      </w:r>
-    </w:p>
-    <w:p>
-      <w:pPr>
-        <w:pStyle w:val="Heading2"/>
-      </w:pPr>
-      <w:r>
-        <w:rPr>
-          <w:lang w:val="en_US" w:bidi="en_US"/>
-        </w:rPr>
-        <w:t>Philemon 1:22</w:t>
+        <w:t>Philemon 1:22 (#1)</w:t>
       </w:r>
       <w:r>
         <w:rPr>
